--- a/Vorlage.docx
+++ b/Vorlage.docx
@@ -28,9 +28,6 @@
               <w:noProof/>
             </w:rPr>
           </w:pPr>
-          <w:r>
-            <w:t>{{p bild_pfad}}</w:t>
-          </w:r>
           <w:r>
             <w:rPr>
               <w:noProof/>
@@ -378,31 +375,6 @@
               <w:color w:val="000000" w:themeColor="text1"/>
               <w:sz w:val="44"/>
               <w:szCs w:val="44"/>
-              <w:lang w:val="de-DE"/>
-            </w:rPr>
-            <w:t xml:space="preserve">{{Schlagwort1}} </w:t>
-          </w:r>
-          <w:r>
-            <w:rPr>
-              <w:rFonts w:ascii="Arial" w:hAnsi="Arial" w:cs="Arial"/>
-              <w:b/>
-              <w:bCs/>
-              <w:color w:val="000000" w:themeColor="text1"/>
-              <w:sz w:val="44"/>
-              <w:szCs w:val="44"/>
-              <w:lang w:val="de-DE"/>
-            </w:rPr>
-            <w:t xml:space="preserve">&amp; </w:t>
-          </w:r>
-          <w:proofErr w:type="gramStart"/>
-          <w:r>
-            <w:rPr>
-              <w:rFonts w:ascii="Arial" w:hAnsi="Arial" w:cs="Arial"/>
-              <w:b/>
-              <w:bCs/>
-              <w:color w:val="000000" w:themeColor="text1"/>
-              <w:sz w:val="44"/>
-              <w:szCs w:val="44"/>
             </w:rPr>
             <w:t>{{</w:t>
           </w:r>
@@ -414,34 +386,8 @@
               <w:color w:val="000000" w:themeColor="text1"/>
               <w:sz w:val="44"/>
               <w:szCs w:val="44"/>
-              <w:lang w:val="de-DE"/>
             </w:rPr>
-            <w:t xml:space="preserve"> </w:t>
-          </w:r>
-          <w:r>
-            <w:rPr>
-              <w:rFonts w:ascii="Arial" w:hAnsi="Arial" w:cs="Arial"/>
-              <w:b/>
-              <w:bCs/>
-              <w:color w:val="000000" w:themeColor="text1"/>
-              <w:sz w:val="44"/>
-              <w:szCs w:val="44"/>
-              <w:lang w:val="de-DE"/>
-            </w:rPr>
-            <w:t>Schlagwort</w:t>
-          </w:r>
-          <w:proofErr w:type="gramEnd"/>
-          <w:r>
-            <w:rPr>
-              <w:rFonts w:ascii="Arial" w:hAnsi="Arial" w:cs="Arial"/>
-              <w:b/>
-              <w:bCs/>
-              <w:color w:val="000000" w:themeColor="text1"/>
-              <w:sz w:val="44"/>
-              <w:szCs w:val="44"/>
-              <w:lang w:val="de-DE"/>
-            </w:rPr>
-            <w:t>2</w:t>
+            <w:t>Wertepaar</w:t>
           </w:r>
           <w:r>
             <w:rPr>
@@ -476,55 +422,6 @@
               <w:color w:val="000000" w:themeColor="text1"/>
               <w:sz w:val="44"/>
               <w:szCs w:val="44"/>
-              <w:lang w:val="de-DE"/>
-            </w:rPr>
-            <w:t>{{Schlagwort</w:t>
-          </w:r>
-          <w:r>
-            <w:rPr>
-              <w:rFonts w:ascii="Arial" w:hAnsi="Arial" w:cs="Arial"/>
-              <w:b/>
-              <w:bCs/>
-              <w:color w:val="000000" w:themeColor="text1"/>
-              <w:sz w:val="44"/>
-              <w:szCs w:val="44"/>
-              <w:lang w:val="de-DE"/>
-            </w:rPr>
-            <w:t>3</w:t>
-          </w:r>
-          <w:r>
-            <w:rPr>
-              <w:rFonts w:ascii="Arial" w:hAnsi="Arial" w:cs="Arial"/>
-              <w:b/>
-              <w:bCs/>
-              <w:color w:val="000000" w:themeColor="text1"/>
-              <w:sz w:val="44"/>
-              <w:szCs w:val="44"/>
-              <w:lang w:val="de-DE"/>
-            </w:rPr>
-            <w:t xml:space="preserve">}} </w:t>
-          </w:r>
-          <w:r>
-            <w:rPr>
-              <w:rFonts w:ascii="Arial" w:hAnsi="Arial" w:cs="Arial"/>
-              <w:b/>
-              <w:bCs/>
-              <w:color w:val="000000" w:themeColor="text1"/>
-              <w:sz w:val="44"/>
-              <w:szCs w:val="44"/>
-              <w:lang w:val="de-DE"/>
-            </w:rPr>
-            <w:t xml:space="preserve">&amp; </w:t>
-          </w:r>
-          <w:proofErr w:type="gramStart"/>
-          <w:r>
-            <w:rPr>
-              <w:rFonts w:ascii="Arial" w:hAnsi="Arial" w:cs="Arial"/>
-              <w:b/>
-              <w:bCs/>
-              <w:color w:val="000000" w:themeColor="text1"/>
-              <w:sz w:val="44"/>
-              <w:szCs w:val="44"/>
             </w:rPr>
             <w:t>{{</w:t>
           </w:r>
@@ -536,22 +433,8 @@
               <w:color w:val="000000" w:themeColor="text1"/>
               <w:sz w:val="44"/>
               <w:szCs w:val="44"/>
-              <w:lang w:val="de-DE"/>
             </w:rPr>
-            <w:t xml:space="preserve"> Schlagwort</w:t>
-          </w:r>
-          <w:proofErr w:type="gramEnd"/>
-          <w:r>
-            <w:rPr>
-              <w:rFonts w:ascii="Arial" w:hAnsi="Arial" w:cs="Arial"/>
-              <w:b/>
-              <w:bCs/>
-              <w:color w:val="000000" w:themeColor="text1"/>
-              <w:sz w:val="44"/>
-              <w:szCs w:val="44"/>
-              <w:lang w:val="de-DE"/>
-            </w:rPr>
-            <w:t>4</w:t>
+            <w:t>Wertepaar</w:t>
           </w:r>
           <w:r>
             <w:rPr>
@@ -586,55 +469,6 @@
               <w:color w:val="000000" w:themeColor="text1"/>
               <w:sz w:val="44"/>
               <w:szCs w:val="44"/>
-              <w:lang w:val="de-DE"/>
-            </w:rPr>
-            <w:t>{{Schlagwort</w:t>
-          </w:r>
-          <w:r>
-            <w:rPr>
-              <w:rFonts w:ascii="Arial" w:hAnsi="Arial" w:cs="Arial"/>
-              <w:b/>
-              <w:bCs/>
-              <w:color w:val="000000" w:themeColor="text1"/>
-              <w:sz w:val="44"/>
-              <w:szCs w:val="44"/>
-              <w:lang w:val="de-DE"/>
-            </w:rPr>
-            <w:t>5</w:t>
-          </w:r>
-          <w:r>
-            <w:rPr>
-              <w:rFonts w:ascii="Arial" w:hAnsi="Arial" w:cs="Arial"/>
-              <w:b/>
-              <w:bCs/>
-              <w:color w:val="000000" w:themeColor="text1"/>
-              <w:sz w:val="44"/>
-              <w:szCs w:val="44"/>
-              <w:lang w:val="de-DE"/>
-            </w:rPr>
-            <w:t xml:space="preserve">}} </w:t>
-          </w:r>
-          <w:r>
-            <w:rPr>
-              <w:rFonts w:ascii="Arial" w:hAnsi="Arial" w:cs="Arial"/>
-              <w:b/>
-              <w:bCs/>
-              <w:color w:val="000000" w:themeColor="text1"/>
-              <w:sz w:val="44"/>
-              <w:szCs w:val="44"/>
-              <w:lang w:val="de-DE"/>
-            </w:rPr>
-            <w:t xml:space="preserve">&amp; </w:t>
-          </w:r>
-          <w:proofErr w:type="gramStart"/>
-          <w:r>
-            <w:rPr>
-              <w:rFonts w:ascii="Arial" w:hAnsi="Arial" w:cs="Arial"/>
-              <w:b/>
-              <w:bCs/>
-              <w:color w:val="000000" w:themeColor="text1"/>
-              <w:sz w:val="44"/>
-              <w:szCs w:val="44"/>
             </w:rPr>
             <w:t>{{</w:t>
           </w:r>
@@ -646,22 +480,8 @@
               <w:color w:val="000000" w:themeColor="text1"/>
               <w:sz w:val="44"/>
               <w:szCs w:val="44"/>
-              <w:lang w:val="de-DE"/>
             </w:rPr>
-            <w:t xml:space="preserve"> Schlagwort</w:t>
-          </w:r>
-          <w:proofErr w:type="gramEnd"/>
-          <w:r>
-            <w:rPr>
-              <w:rFonts w:ascii="Arial" w:hAnsi="Arial" w:cs="Arial"/>
-              <w:b/>
-              <w:bCs/>
-              <w:color w:val="000000" w:themeColor="text1"/>
-              <w:sz w:val="44"/>
-              <w:szCs w:val="44"/>
-              <w:lang w:val="de-DE"/>
-            </w:rPr>
-            <w:t>6</w:t>
+            <w:t>Wertepaar</w:t>
           </w:r>
           <w:r>
             <w:rPr>
@@ -1143,7 +963,7 @@
           <w:noProof/>
           <w:color w:val="auto"/>
         </w:rPr>
-        <w:t>13.03.2026</w:t>
+        <w:t>09.03.2026</w:t>
       </w:r>
       <w:r>
         <w:rPr>
@@ -1463,29 +1283,6 @@
         </w:rPr>
         <w:t>{{Salär}}</w:t>
       </w:r>
-      <w:r>
-        <w:rPr>
-          <w:bCs/>
-          <w:color w:val="auto"/>
-        </w:rPr>
-        <w:t xml:space="preserve"> </w:t>
-      </w:r>
-      <w:proofErr w:type="gramStart"/>
-      <w:r>
-        <w:rPr>
-          <w:bCs/>
-          <w:color w:val="auto"/>
-        </w:rPr>
-        <w:t>Gesprächsbereit</w:t>
-      </w:r>
-      <w:proofErr w:type="gramEnd"/>
-      <w:r>
-        <w:rPr>
-          <w:bCs/>
-          <w:color w:val="auto"/>
-        </w:rPr>
-        <w:t xml:space="preserve"> je nach Gesamtpaket</w:t>
-      </w:r>
     </w:p>
     <w:p>
       <w:pPr>
@@ -1528,6 +1325,7 @@
           <w:lang w:val="de-CH"/>
         </w:rPr>
         <w:tab/>
+        <w:t xml:space="preserve"> </w:t>
       </w:r>
     </w:p>
     <w:p>
@@ -2022,14 +1820,6 @@
           <w:lang w:val="de-CH"/>
         </w:rPr>
         <w:t xml:space="preserve">ihn wie folgt: </w:t>
-      </w:r>
-      <w:r>
-        <w:rPr>
-          <w:rFonts w:eastAsiaTheme="majorEastAsia"/>
-          <w:bCs/>
-          <w:color w:val="auto"/>
-        </w:rPr>
-        <w:t>{{Arbeitszeugnisse}}</w:t>
       </w:r>
     </w:p>
     <w:p>
@@ -5262,6 +5052,7 @@
   <w:style w:type="character" w:default="1" w:styleId="Absatz-Standardschriftart">
     <w:name w:val="Default Paragraph Font"/>
     <w:uiPriority w:val="1"/>
+    <w:semiHidden/>
     <w:unhideWhenUsed/>
   </w:style>
   <w:style w:type="table" w:default="1" w:styleId="NormaleTabelle">

--- a/Vorlage.docx
+++ b/Vorlage.docx
@@ -1029,29 +1029,16 @@
         </w:rPr>
         <w:t xml:space="preserve">| </w:t>
       </w:r>
-      <w:r>
-        <w:fldChar w:fldCharType="begin"/>
-      </w:r>
-      <w:r>
-        <w:rPr>
-          <w:lang w:val="en-GB"/>
-        </w:rPr>
-        <w:instrText>HYPERLINK "mailto:andreas.gloger@rogergerm.ch"</w:instrText>
-      </w:r>
-      <w:r>
-        <w:fldChar w:fldCharType="separate"/>
-      </w:r>
-      <w:r>
-        <w:rPr>
-          <w:rStyle w:val="Hyperlink"/>
-          <w:color w:val="auto"/>
-          <w:lang w:val="en-GB"/>
-        </w:rPr>
-        <w:t>andreas.gloger@rogergerm.ch</w:t>
-      </w:r>
-      <w:r>
-        <w:fldChar w:fldCharType="end"/>
-      </w:r>
+      <w:hyperlink r:id="rId9" w:history="1">
+        <w:r>
+          <w:rPr>
+            <w:rStyle w:val="Hyperlink"/>
+            <w:color w:val="auto"/>
+            <w:lang w:val="en-GB"/>
+          </w:rPr>
+          <w:t>andreas.gloger@rogergerm.ch</w:t>
+        </w:r>
+      </w:hyperlink>
     </w:p>
     <w:p>
       <w:pPr>
@@ -1155,7 +1142,7 @@
           <w:noProof/>
           <w:color w:val="auto"/>
         </w:rPr>
-        <w:t>19.03.2026</w:t>
+        <w:t>03.07.2026</w:t>
       </w:r>
       <w:r>
         <w:rPr>
@@ -2306,7 +2293,11 @@
         <w:rPr>
           <w:rFonts w:eastAsiaTheme="majorEastAsia"/>
           <w:b/>
-          <w:color w:val="auto"/>
+          <w:i/>
+          <w:iCs/>
+          <w:color w:val="auto"/>
+          <w:sz w:val="18"/>
+          <w:szCs w:val="18"/>
           <w:lang w:val="de-CH"/>
         </w:rPr>
       </w:pPr>
@@ -2314,20 +2305,30 @@
         <w:rPr>
           <w:rFonts w:eastAsiaTheme="majorEastAsia"/>
           <w:b/>
-          <w:color w:val="auto"/>
+          <w:i/>
+          <w:iCs/>
+          <w:color w:val="auto"/>
+          <w:sz w:val="18"/>
+          <w:szCs w:val="18"/>
           <w:lang w:val="de-CH"/>
         </w:rPr>
-        <w:t>Aus Diskretionsgründen Erstkontakt nur über mich</w:t>
-      </w:r>
-      <w:r>
+        <w:t>Aus Diskretionsgründen Erstkontakt zum Kandidaten ausschliesslich über die Roger Germ AG.</w:t>
+      </w:r>
+    </w:p>
+    <w:p>
+      <w:pPr>
+        <w:spacing w:after="0"/>
         <w:rPr>
           <w:rFonts w:eastAsiaTheme="majorEastAsia"/>
           <w:b/>
-          <w:color w:val="auto"/>
+          <w:i/>
+          <w:iCs/>
+          <w:color w:val="auto"/>
+          <w:sz w:val="10"/>
+          <w:szCs w:val="10"/>
           <w:lang w:val="de-CH"/>
         </w:rPr>
-        <w:t>.</w:t>
-      </w:r>
+      </w:pPr>
     </w:p>
     <w:p>
       <w:pPr>
@@ -2335,12 +2336,27 @@
         <w:rPr>
           <w:rFonts w:eastAsiaTheme="majorEastAsia"/>
           <w:b/>
-          <w:color w:val="auto"/>
-          <w:sz w:val="12"/>
-          <w:szCs w:val="12"/>
+          <w:i/>
+          <w:iCs/>
+          <w:color w:val="auto"/>
+          <w:sz w:val="18"/>
+          <w:szCs w:val="18"/>
           <w:lang w:val="de-CH"/>
         </w:rPr>
       </w:pPr>
+      <w:r>
+        <w:rPr>
+          <w:rFonts w:eastAsiaTheme="majorEastAsia"/>
+          <w:b/>
+          <w:i/>
+          <w:iCs/>
+          <w:color w:val="auto"/>
+          <w:sz w:val="18"/>
+          <w:szCs w:val="18"/>
+          <w:lang w:val="de-CH"/>
+        </w:rPr>
+        <w:t>Referenzauskünfte dürfen nur nach vorheriger Rücksprache mit der Roger Germ AG eingeholt werden.</w:t>
+      </w:r>
     </w:p>
     <w:p>
       <w:pPr>
@@ -2348,63 +2364,117 @@
         <w:rPr>
           <w:rFonts w:eastAsiaTheme="majorEastAsia"/>
           <w:b/>
-          <w:color w:val="auto"/>
+          <w:i/>
+          <w:iCs/>
+          <w:color w:val="auto"/>
+          <w:sz w:val="10"/>
+          <w:szCs w:val="10"/>
           <w:lang w:val="de-CH"/>
         </w:rPr>
       </w:pPr>
-      <w:r>
+    </w:p>
+    <w:p>
+      <w:pPr>
+        <w:spacing w:after="0"/>
         <w:rPr>
           <w:rFonts w:eastAsiaTheme="majorEastAsia"/>
           <w:b/>
-          <w:color w:val="auto"/>
+          <w:i/>
+          <w:iCs/>
+          <w:color w:val="auto"/>
+          <w:sz w:val="18"/>
+          <w:szCs w:val="18"/>
           <w:lang w:val="de-CH"/>
         </w:rPr>
-        <w:t xml:space="preserve">Ebenfalls keine Referenzanrufe oder </w:t>
-      </w:r>
+      </w:pPr>
       <w:r>
         <w:rPr>
           <w:rFonts w:eastAsiaTheme="majorEastAsia"/>
           <w:b/>
-          <w:color w:val="auto"/>
+          <w:i/>
+          <w:iCs/>
+          <w:color w:val="auto"/>
+          <w:sz w:val="18"/>
+          <w:szCs w:val="18"/>
           <w:lang w:val="de-CH"/>
         </w:rPr>
-        <w:t>Ä</w:t>
-      </w:r>
-      <w:r>
+        <w:t>Der Kandidat legt grossen Wert auf Diskretion, d.h. sein Dossier ist streng vertraulich zu behandeln. Die interne Weitergabe soll nur an direkt am Auswahlprozess beteiligte Personen, die externe Weitergabe nur nach vorheriger Zustimmung der Roger Germ AG erfolgen.</w:t>
+      </w:r>
+    </w:p>
+    <w:p>
+      <w:pPr>
+        <w:spacing w:after="0"/>
         <w:rPr>
           <w:rFonts w:eastAsiaTheme="majorEastAsia"/>
           <w:b/>
-          <w:color w:val="auto"/>
+          <w:i/>
+          <w:iCs/>
+          <w:color w:val="auto"/>
+          <w:sz w:val="10"/>
+          <w:szCs w:val="10"/>
           <w:lang w:val="de-CH"/>
         </w:rPr>
-        <w:t>hnliches</w:t>
-      </w:r>
-      <w:r>
+      </w:pPr>
+    </w:p>
+    <w:p>
+      <w:pPr>
+        <w:spacing w:after="0"/>
         <w:rPr>
           <w:rFonts w:eastAsiaTheme="majorEastAsia"/>
           <w:b/>
-          <w:color w:val="auto"/>
+          <w:i/>
+          <w:iCs/>
+          <w:color w:val="auto"/>
+          <w:sz w:val="18"/>
+          <w:szCs w:val="18"/>
           <w:lang w:val="de-CH"/>
         </w:rPr>
-        <w:t>.</w:t>
+      </w:pPr>
+      <w:r>
+        <w:rPr>
+          <w:rFonts w:eastAsiaTheme="majorEastAsia"/>
+          <w:b/>
+          <w:i/>
+          <w:iCs/>
+          <w:color w:val="auto"/>
+          <w:sz w:val="18"/>
+          <w:szCs w:val="18"/>
+          <w:lang w:val="de-CH"/>
+        </w:rPr>
+        <w:t>Dieses Kandidatendossier wird ausschliesslich gestützt auf die AGB der Roger Germ AG übermittelt. Prüfung, Speicherung, Weiterleitung oder Kontaktaufnahme gilt als Zustimmung zu den AGB, insbesondere zur Honorar- und 12-monatigen Schutzklausel. Bei Nichtakzeptanz ist jede Nutzung untersagt.</w:t>
       </w:r>
     </w:p>
     <w:p>
       <w:pPr>
-        <w:spacing w:after="0"/>
         <w:rPr>
           <w:rFonts w:eastAsiaTheme="majorEastAsia"/>
           <w:b/>
-          <w:color w:val="auto"/>
-          <w:sz w:val="12"/>
-          <w:szCs w:val="12"/>
+          <w:i/>
+          <w:iCs/>
+          <w:color w:val="auto"/>
+          <w:sz w:val="18"/>
+          <w:szCs w:val="18"/>
           <w:lang w:val="de-CH"/>
         </w:rPr>
       </w:pPr>
+      <w:r>
+        <w:rPr>
+          <w:rFonts w:eastAsiaTheme="majorEastAsia"/>
+          <w:b/>
+          <w:i/>
+          <w:iCs/>
+          <w:color w:val="auto"/>
+          <w:sz w:val="18"/>
+          <w:szCs w:val="18"/>
+          <w:lang w:val="de-CH"/>
+        </w:rPr>
+        <w:br w:type="page"/>
+      </w:r>
     </w:p>
     <w:p>
       <w:pPr>
         <w:spacing w:after="0"/>
+        <w:jc w:val="center"/>
         <w:rPr>
           <w:rFonts w:eastAsiaTheme="majorEastAsia"/>
           <w:b/>
@@ -2416,119 +2486,72 @@
         <w:rPr>
           <w:rFonts w:eastAsiaTheme="majorEastAsia"/>
           <w:b/>
-          <w:color w:val="auto"/>
+          <w:i/>
+          <w:iCs/>
+          <w:noProof/>
+          <w:color w:val="auto"/>
+          <w:sz w:val="18"/>
+          <w:szCs w:val="18"/>
           <w:lang w:val="de-CH"/>
         </w:rPr>
-        <w:t>Der Kandidat legt grossen Wert auf Diskretion</w:t>
-      </w:r>
-      <w:r>
-        <w:rPr>
-          <w:rFonts w:eastAsiaTheme="majorEastAsia"/>
-          <w:b/>
-          <w:color w:val="auto"/>
-          <w:lang w:val="de-CH"/>
-        </w:rPr>
-        <w:t>.</w:t>
-      </w:r>
-    </w:p>
-    <w:p>
-      <w:pPr>
-        <w:spacing w:after="0"/>
-        <w:rPr>
-          <w:rFonts w:eastAsiaTheme="majorEastAsia"/>
-          <w:b/>
-          <w:color w:val="auto"/>
-          <w:sz w:val="12"/>
-          <w:szCs w:val="12"/>
-          <w:lang w:val="de-CH"/>
-        </w:rPr>
-      </w:pPr>
-    </w:p>
-    <w:p>
-      <w:pPr>
-        <w:spacing w:after="0"/>
-        <w:rPr>
-          <w:rFonts w:eastAsiaTheme="majorEastAsia"/>
-          <w:b/>
-          <w:color w:val="auto"/>
-          <w:lang w:val="de-CH"/>
-        </w:rPr>
-      </w:pPr>
-      <w:r>
-        <w:rPr>
-          <w:rFonts w:eastAsiaTheme="majorEastAsia"/>
-          <w:b/>
-          <w:color w:val="auto"/>
-          <w:lang w:val="de-CH"/>
-        </w:rPr>
-        <w:t>Weitergabe des Dossiers oder Kandidatendaten, ausserhalb der Firma, nur nach Absprache.</w:t>
-      </w:r>
-    </w:p>
-    <w:p>
-      <w:pPr>
-        <w:spacing w:after="0"/>
-        <w:rPr>
-          <w:rFonts w:eastAsiaTheme="majorEastAsia"/>
-          <w:b/>
-          <w:color w:val="auto"/>
-          <w:sz w:val="12"/>
-          <w:szCs w:val="12"/>
-          <w:lang w:val="de-CH"/>
-        </w:rPr>
-      </w:pPr>
-    </w:p>
-    <w:p>
-      <w:pPr>
-        <w:spacing w:after="0"/>
-        <w:rPr>
-          <w:rFonts w:eastAsiaTheme="majorEastAsia"/>
-          <w:b/>
-          <w:color w:val="auto"/>
-          <w:lang w:val="de-CH"/>
-        </w:rPr>
-      </w:pPr>
-      <w:r>
-        <w:rPr>
-          <w:rFonts w:eastAsiaTheme="majorEastAsia"/>
-          <w:b/>
-          <w:color w:val="auto"/>
-          <w:lang w:val="de-CH"/>
-        </w:rPr>
-        <w:t>Mit dem ersten Kontakt zwischen Kunde und Kandidat gelten die AGB der Roger Germ AG als angenommen</w:t>
-      </w:r>
-      <w:r>
-        <w:rPr>
-          <w:rFonts w:eastAsiaTheme="majorEastAsia"/>
-          <w:b/>
-          <w:color w:val="auto"/>
-          <w:lang w:val="de-CH"/>
-        </w:rPr>
-        <w:t>.</w:t>
-      </w:r>
-      <w:r>
-        <w:rPr>
-          <w:rFonts w:eastAsiaTheme="majorEastAsia"/>
-          <w:b/>
-          <w:color w:val="auto"/>
-          <w:lang w:val="de-CH"/>
-        </w:rPr>
-        <w:t xml:space="preserve"> Bei Unklarheiten bitte vorher besprechen</w:t>
-      </w:r>
-      <w:r>
-        <w:rPr>
-          <w:rFonts w:eastAsiaTheme="majorEastAsia"/>
-          <w:b/>
-          <w:color w:val="auto"/>
-          <w:lang w:val="de-CH"/>
-        </w:rPr>
-        <w:t>.</w:t>
+        <w:lastRenderedPageBreak/>
+        <w:drawing>
+          <wp:inline distT="0" distB="0" distL="0" distR="0" wp14:anchorId="529DC6EE" wp14:editId="09E56F02">
+            <wp:extent cx="5912325" cy="8285516"/>
+            <wp:effectExtent l="19050" t="19050" r="12700" b="20320"/>
+            <wp:docPr id="622686347" name="Grafik 22"/>
+            <wp:cNvGraphicFramePr>
+              <a:graphicFrameLocks xmlns:a="http://schemas.openxmlformats.org/drawingml/2006/main" noChangeAspect="1"/>
+            </wp:cNvGraphicFramePr>
+            <a:graphic xmlns:a="http://schemas.openxmlformats.org/drawingml/2006/main">
+              <a:graphicData uri="http://schemas.openxmlformats.org/drawingml/2006/picture">
+                <pic:pic xmlns:pic="http://schemas.openxmlformats.org/drawingml/2006/picture">
+                  <pic:nvPicPr>
+                    <pic:cNvPr id="0" name="Picture 6"/>
+                    <pic:cNvPicPr>
+                      <a:picLocks noChangeAspect="1" noChangeArrowheads="1"/>
+                    </pic:cNvPicPr>
+                  </pic:nvPicPr>
+                  <pic:blipFill>
+                    <a:blip r:embed="rId10">
+                      <a:extLst>
+                        <a:ext uri="{28A0092B-C50C-407E-A947-70E740481C1C}">
+                          <a14:useLocalDpi xmlns:a14="http://schemas.microsoft.com/office/drawing/2010/main" val="0"/>
+                        </a:ext>
+                      </a:extLst>
+                    </a:blip>
+                    <a:srcRect/>
+                    <a:stretch>
+                      <a:fillRect/>
+                    </a:stretch>
+                  </pic:blipFill>
+                  <pic:spPr bwMode="auto">
+                    <a:xfrm>
+                      <a:off x="0" y="0"/>
+                      <a:ext cx="5916881" cy="8291901"/>
+                    </a:xfrm>
+                    <a:prstGeom prst="rect">
+                      <a:avLst/>
+                    </a:prstGeom>
+                    <a:noFill/>
+                    <a:ln>
+                      <a:solidFill>
+                        <a:schemeClr val="tx1"/>
+                      </a:solidFill>
+                    </a:ln>
+                  </pic:spPr>
+                </pic:pic>
+              </a:graphicData>
+            </a:graphic>
+          </wp:inline>
+        </w:drawing>
       </w:r>
     </w:p>
     <w:sectPr>
-      <w:headerReference w:type="default" r:id="rId9"/>
-      <w:footerReference w:type="default" r:id="rId10"/>
-      <w:headerReference w:type="first" r:id="rId11"/>
-      <w:footerReference w:type="first" r:id="rId12"/>
+      <w:headerReference w:type="default" r:id="rId11"/>
+      <w:footerReference w:type="default" r:id="rId12"/>
+      <w:headerReference w:type="first" r:id="rId13"/>
+      <w:footerReference w:type="first" r:id="rId14"/>
       <w:pgSz w:w="11907" w:h="16839" w:code="9"/>
       <w:pgMar w:top="2552" w:right="680" w:bottom="1247" w:left="1021" w:header="720" w:footer="340" w:gutter="0"/>
       <w:pgNumType w:start="1"/>

--- a/Vorlage.docx
+++ b/Vorlage.docx
@@ -351,19 +351,7 @@
               <w:sz w:val="42"/>
               <w:szCs w:val="42"/>
             </w:rPr>
-            <w:t>{{</w:t>
-          </w:r>
-          <w:proofErr w:type="spellStart"/>
-          <w:r>
-            <w:rPr>
-              <w:rFonts w:ascii="Arial" w:hAnsi="Arial" w:cs="Arial"/>
-              <w:b/>
-              <w:bCs/>
-              <w:color w:val="000000" w:themeColor="text1"/>
-              <w:sz w:val="42"/>
-              <w:szCs w:val="42"/>
-            </w:rPr>
-            <w:t>h</w:t>
+            <w:t>{{h</w:t>
           </w:r>
           <w:r>
             <w:rPr>
@@ -407,19 +395,7 @@
               <w:sz w:val="42"/>
               <w:szCs w:val="42"/>
             </w:rPr>
-            <w:t>Ausbildung</w:t>
-          </w:r>
-          <w:proofErr w:type="spellEnd"/>
-          <w:r>
-            <w:rPr>
-              <w:rFonts w:ascii="Arial" w:hAnsi="Arial" w:cs="Arial"/>
-              <w:b/>
-              <w:bCs/>
-              <w:color w:val="000000" w:themeColor="text1"/>
-              <w:sz w:val="42"/>
-              <w:szCs w:val="42"/>
-            </w:rPr>
-            <w:t>}}</w:t>
+            <w:t>Ausbildung}}</w:t>
           </w:r>
         </w:p>
         <w:p>
@@ -969,7 +945,6 @@
           <w:lang w:val="en-GB"/>
         </w:rPr>
       </w:pPr>
-      <w:proofErr w:type="spellStart"/>
       <w:r>
         <w:rPr>
           <w:b/>
@@ -982,7 +957,6 @@
         <w:lastRenderedPageBreak/>
         <w:t>Personalberater</w:t>
       </w:r>
-      <w:proofErr w:type="spellEnd"/>
     </w:p>
     <w:p>
       <w:pPr>
@@ -1053,19 +1027,11 @@
         </w:rPr>
         <w:t xml:space="preserve">Roger Germ AG | </w:t>
       </w:r>
-      <w:proofErr w:type="spellStart"/>
-      <w:r>
-        <w:rPr>
-          <w:color w:val="auto"/>
-        </w:rPr>
-        <w:t>Dorfstrasse</w:t>
-      </w:r>
-      <w:proofErr w:type="spellEnd"/>
-      <w:r>
-        <w:rPr>
-          <w:color w:val="auto"/>
-        </w:rPr>
-        <w:t xml:space="preserve"> 120</w:t>
+      <w:r>
+        <w:rPr>
+          <w:color w:val="auto"/>
+        </w:rPr>
+        <w:t>Dorfstrasse 120</w:t>
       </w:r>
       <w:r>
         <w:rPr>
@@ -1142,7 +1108,7 @@
           <w:noProof/>
           <w:color w:val="auto"/>
         </w:rPr>
-        <w:t>03.07.2026</w:t>
+        <w:t>06.07.2026</w:t>
       </w:r>
       <w:r>
         <w:rPr>
@@ -1329,23 +1295,7 @@
           <w:bCs/>
           <w:color w:val="auto"/>
         </w:rPr>
-        <w:t>{{</w:t>
-      </w:r>
-      <w:proofErr w:type="spellStart"/>
-      <w:r>
-        <w:rPr>
-          <w:bCs/>
-          <w:color w:val="auto"/>
-        </w:rPr>
-        <w:t>Nationalitaet</w:t>
-      </w:r>
-      <w:proofErr w:type="spellEnd"/>
-      <w:r>
-        <w:rPr>
-          <w:bCs/>
-          <w:color w:val="auto"/>
-        </w:rPr>
-        <w:t>}}</w:t>
+        <w:t>{{Nationalitaet}}</w:t>
       </w:r>
     </w:p>
     <w:p>
@@ -1432,23 +1382,7 @@
           <w:bCs/>
           <w:color w:val="auto"/>
         </w:rPr>
-        <w:t>{{</w:t>
-      </w:r>
-      <w:proofErr w:type="spellStart"/>
-      <w:r>
-        <w:rPr>
-          <w:bCs/>
-          <w:color w:val="auto"/>
-        </w:rPr>
-        <w:t>Mobilitaet</w:t>
-      </w:r>
-      <w:proofErr w:type="spellEnd"/>
-      <w:r>
-        <w:rPr>
-          <w:bCs/>
-          <w:color w:val="auto"/>
-        </w:rPr>
-        <w:t>}}</w:t>
+        <w:t>{{Mobilitaet}}</w:t>
       </w:r>
       <w:r>
         <w:rPr>
@@ -1464,23 +1398,7 @@
           <w:bCs/>
           <w:color w:val="auto"/>
         </w:rPr>
-        <w:t>{{</w:t>
-      </w:r>
-      <w:proofErr w:type="spellStart"/>
-      <w:r>
-        <w:rPr>
-          <w:bCs/>
-          <w:color w:val="auto"/>
-        </w:rPr>
-        <w:t>Verfuegbarkeit</w:t>
-      </w:r>
-      <w:proofErr w:type="spellEnd"/>
-      <w:r>
-        <w:rPr>
-          <w:bCs/>
-          <w:color w:val="auto"/>
-        </w:rPr>
-        <w:t>}}</w:t>
+        <w:t>{{Verfuegbarkeit}}</w:t>
       </w:r>
       <w:r>
         <w:rPr>
@@ -1496,23 +1414,7 @@
           <w:bCs/>
           <w:color w:val="auto"/>
         </w:rPr>
-        <w:t>{{</w:t>
-      </w:r>
-      <w:proofErr w:type="spellStart"/>
-      <w:r>
-        <w:rPr>
-          <w:bCs/>
-          <w:color w:val="auto"/>
-        </w:rPr>
-        <w:t>Salaer</w:t>
-      </w:r>
-      <w:proofErr w:type="spellEnd"/>
-      <w:r>
-        <w:rPr>
-          <w:bCs/>
-          <w:color w:val="auto"/>
-        </w:rPr>
-        <w:t>}}</w:t>
+        <w:t>{{Salaer}}</w:t>
       </w:r>
       <w:r>
         <w:rPr>
@@ -1744,23 +1646,7 @@
           <w:bCs/>
           <w:color w:val="auto"/>
         </w:rPr>
-        <w:t>{{</w:t>
-      </w:r>
-      <w:proofErr w:type="spellStart"/>
-      <w:r>
-        <w:rPr>
-          <w:bCs/>
-          <w:color w:val="auto"/>
-        </w:rPr>
-        <w:t>ICT_Kenntnisse</w:t>
-      </w:r>
-      <w:proofErr w:type="spellEnd"/>
-      <w:r>
-        <w:rPr>
-          <w:bCs/>
-          <w:color w:val="auto"/>
-        </w:rPr>
-        <w:t>}}</w:t>
+        <w:t>{{ICT_Kenntnisse}}</w:t>
       </w:r>
     </w:p>
     <w:p>
@@ -2398,7 +2284,33 @@
           <w:szCs w:val="18"/>
           <w:lang w:val="de-CH"/>
         </w:rPr>
-        <w:t>Der Kandidat legt grossen Wert auf Diskretion, d.h. sein Dossier ist streng vertraulich zu behandeln. Die interne Weitergabe soll nur an direkt am Auswahlprozess beteiligte Personen, die externe Weitergabe nur nach vorheriger Zustimmung der Roger Germ AG erfolgen.</w:t>
+        <w:t xml:space="preserve">Der Kandidat legt grossen Wert auf Diskretion, d.h. sein Dossier ist streng vertraulich zu behandeln. Die interne Weitergabe </w:t>
+      </w:r>
+      <w:r>
+        <w:rPr>
+          <w:rFonts w:eastAsiaTheme="majorEastAsia"/>
+          <w:b/>
+          <w:i/>
+          <w:iCs/>
+          <w:color w:val="auto"/>
+          <w:sz w:val="18"/>
+          <w:szCs w:val="18"/>
+          <w:lang w:val="de-CH"/>
+        </w:rPr>
+        <w:t>darf</w:t>
+      </w:r>
+      <w:r>
+        <w:rPr>
+          <w:rFonts w:eastAsiaTheme="majorEastAsia"/>
+          <w:b/>
+          <w:i/>
+          <w:iCs/>
+          <w:color w:val="auto"/>
+          <w:sz w:val="18"/>
+          <w:szCs w:val="18"/>
+          <w:lang w:val="de-CH"/>
+        </w:rPr>
+        <w:t xml:space="preserve"> nur an direkt am Auswahlprozess beteiligte Personen, die externe Weitergabe nur nach vorheriger Zustimmung der Roger Germ AG erfolgen.</w:t>
       </w:r>
     </w:p>
     <w:p>
